--- a/docx/hf-topics/dnabert-2/implementation-va-replication.docx
+++ b/docx/hf-topics/dnabert-2/implementation-va-replication.docx
@@ -72,7 +72,7 @@
         </w:rPr>
         <w:t xml:space="preserve">Paper page: </w:t>
       </w:r>
-      <w:hyperlink w:history="1" r:id="rIdibemzjnf-a1hacgjydjgw">
+      <w:hyperlink w:history="1" r:id="rIdpuvi3zf8ccersvx6zlfme">
         <w:r>
           <w:rPr>
             <w:rStyle w:val="Hyperlink"/>
@@ -102,7 +102,7 @@
         </w:rPr>
         <w:t xml:space="preserve">Official model: </w:t>
       </w:r>
-      <w:hyperlink w:history="1" r:id="rId_ktjos0zdjlsdv03wqvdr">
+      <w:hyperlink w:history="1" r:id="rIdrpfqy637slgbzhicfjodb">
         <w:r>
           <w:rPr>
             <w:rStyle w:val="Hyperlink"/>
@@ -132,7 +132,7 @@
         </w:rPr>
         <w:t xml:space="preserve">Official repo: </w:t>
       </w:r>
-      <w:hyperlink w:history="1" r:id="rId6wen7_5zqvevhq3uycjy8">
+      <w:hyperlink w:history="1" r:id="rIdd5yvv8tqfp4emjgdh4wf6">
         <w:r>
           <w:rPr>
             <w:rStyle w:val="Hyperlink"/>
